--- a/cover_letters/laka-capital_structured-products-analyst_1cb7ec97_EN.docx
+++ b/cover_letters/laka-capital_structured-products-analyst_1cb7ec97_EN.docx
@@ -107,7 +107,7 @@
         <w:rPr>
           <w:sz w:val="20"/>
         </w:rPr>
-        <w:t>April the 28th, 2026</w:t>
+        <w:t>April the 29th, 2026</w:t>
       </w:r>
     </w:p>
     <w:p>
@@ -150,7 +150,7 @@
         <w:jc w:val="both"/>
       </w:pPr>
       <w:r>
-        <w:t>I am excited to apply for the Structured Products Analyst position at Laka Capital, drawn by the company's personalized approach and deep expertise in serving professional clients. The combination of pricing, client interaction, execution, and process improvement in this role aligns perfectly with my skills and desire to work in an entrepreneurial environment.</w:t>
+        <w:t>When I discovered the offer for a Structured Products Analyst at Laka Capital, I immediately felt a strong connection with the company's mission: providing tailored solutions to professional clients. With my experience in cross-asset structuring at Altitude Investment Solutions and my time at Credit Suisse Wealth Management, I am convinced that my skills in pricing, client interaction, and trade execution could be an asset for your team.</w:t>
       </w:r>
     </w:p>
     <w:p>
@@ -160,7 +160,7 @@
         <w:jc w:val="both"/>
       </w:pPr>
       <w:r>
-        <w:t>As a Cross Asset Structurer at Altitude Investment Solutions, I have developed solid experience in structuring tailored investments, managing multi-issuer RFQs, and negotiating. These skills, acquired in a dynamic market context, enable me to understand client needs and propose innovative solutions. The creation of my internal platform, which automates structuring and pricing workflows, also demonstrates my ability to innovate and improve processes.</w:t>
+        <w:t>As a Cross Asset Structurer at Altitude, I developed in-depth expertise in structuring customized investments, aligned with clients' objectives and constraints. I also refined my skills in managing multi-issuer RFQs, which allowed me to develop a 360° vision of the markets and negotiate effectively. The creation of my internal platform demonstrated my ability to industrialize and innovate, skills that I am eager to bring to Laka Capital.</w:t>
       </w:r>
     </w:p>
     <w:p>
@@ -170,7 +170,7 @@
         <w:jc w:val="both"/>
       </w:pPr>
       <w:r>
-        <w:t>My academic background, with an MSc in Financial Markets &amp; Investments from SKEMA Business School and an engineering degree in Civil Engineering from Polytech Clermont-Ferrand, has provided me with a strong foundation in finance and analysis. My internship at Credit Suisse Wealth Management exposed me to a wide range of asset classes and taught me the importance of advisory relationships with UHNW clients. This combination of theoretical knowledge and practical experience enables me to understand client needs and propose personalized solutions.</w:t>
+        <w:t>My academic background, with an MSc in Financial Markets &amp; Investments from SKEMA Business School and an engineering degree in Civil Engineering from Polytech Clermont-Ferrand, provided me with a solid foundation in finance and quantitative analysis. My experience at Credit Suisse Wealth Management also exposed me to the importance of client relationships and the need for personalized and impeccable recommendations. I am convinced that this combination of technical skills and business sense constitutes a differentiating advantage for the position of Structured Products Analyst.</w:t>
       </w:r>
     </w:p>
     <w:p>
@@ -180,7 +180,7 @@
         <w:jc w:val="both"/>
       </w:pPr>
       <w:r>
-        <w:t>I am convinced that my profile, combining experience in structured products, analytical skills, and the ability to innovate, perfectly matches Laka Capital's needs. I am attracted to the opportunity to work in a dynamic and entrepreneurial environment, where teamwork and initiative are valued. I look forward to discussing how my skills and experience can contribute to the success of your team.</w:t>
+        <w:t>I am particularly drawn to Laka Capital's entrepreneurial environment and culture of innovation. I am convinced that my skills in product structuring, pricing, and client interaction could bring significant added value to your team. I look forward to discussing how I could contribute to Laka Capital's success and discovering how my profile could match the company's needs.</w:t>
       </w:r>
     </w:p>
     <w:p>
